--- a/00_제출/제주_비수기_상권_마케팅_캘린더_유스케이스_설명.docx
+++ b/00_제출/제주_비수기_상권_마케팅_캘린더_유스케이스_설명.docx
@@ -11,7 +11,7 @@
       </w:pPr>
       <w:r>
         <w:rPr>
-          <w:rFonts w:ascii="맑은 고딕" w:hAnsi="맑은 고딕" w:eastAsia="맑은 고딕"/>
+          <w:rFonts w:ascii="Malgun Gothic" w:hAnsi="Malgun Gothic" w:eastAsia="Malgun Gothic"/>
           <w:b/>
           <w:color w:val="000000"/>
           <w:sz w:val="34"/>
@@ -27,7 +27,7 @@
       </w:pPr>
       <w:r>
         <w:rPr>
-          <w:rFonts w:ascii="맑은 고딕" w:hAnsi="맑은 고딕" w:eastAsia="맑은 고딕"/>
+          <w:rFonts w:ascii="Malgun Gothic" w:hAnsi="Malgun Gothic" w:eastAsia="Malgun Gothic"/>
           <w:b w:val="0"/>
           <w:color w:val="000000"/>
           <w:sz w:val="19"/>
@@ -43,7 +43,7 @@
       <w:r>
         <w:drawing>
           <wp:inline xmlns:a="http://schemas.openxmlformats.org/drawingml/2006/main" xmlns:pic="http://schemas.openxmlformats.org/drawingml/2006/picture">
-            <wp:extent cx="8031447" cy="6138000"/>
+            <wp:extent cx="7678158" cy="5868000"/>
             <wp:docPr id="1" name="Picture 1" descr="제주 비수기 상권 마케팅 캘린더 유스케이스 다이어그램. 액터 2명, 유스케이스 14개, include 관계 4개."/>
             <wp:cNvGraphicFramePr>
               <a:graphicFrameLocks noChangeAspect="1"/>
@@ -64,7 +64,7 @@
                   <pic:spPr>
                     <a:xfrm>
                       <a:off x="0" y="0"/>
-                      <a:ext cx="8031447" cy="6138000"/>
+                      <a:ext cx="7678158" cy="5868000"/>
                     </a:xfrm>
                     <a:prstGeom prst="rect"/>
                   </pic:spPr>
@@ -83,7 +83,7 @@
       </w:pPr>
       <w:r>
         <w:rPr>
-          <w:rFonts w:ascii="맑은 고딕" w:hAnsi="맑은 고딕" w:eastAsia="맑은 고딕"/>
+          <w:rFonts w:ascii="Malgun Gothic" w:hAnsi="Malgun Gothic" w:eastAsia="Malgun Gothic"/>
           <w:b w:val="0"/>
           <w:color w:val="000000"/>
           <w:sz w:val="17"/>
@@ -116,7 +116,7 @@
       </w:pPr>
       <w:r>
         <w:rPr>
-          <w:rFonts w:ascii="맑은 고딕" w:hAnsi="맑은 고딕" w:eastAsia="맑은 고딕"/>
+          <w:rFonts w:ascii="Malgun Gothic" w:hAnsi="Malgun Gothic" w:eastAsia="Malgun Gothic"/>
           <w:b w:val="0"/>
           <w:color w:val="000000"/>
         </w:rPr>
@@ -129,7 +129,7 @@
       </w:pPr>
       <w:r>
         <w:rPr>
-          <w:rFonts w:ascii="맑은 고딕" w:hAnsi="맑은 고딕" w:eastAsia="맑은 고딕"/>
+          <w:rFonts w:ascii="Malgun Gothic" w:hAnsi="Malgun Gothic" w:eastAsia="Malgun Gothic"/>
           <w:b w:val="0"/>
           <w:color w:val="000000"/>
         </w:rPr>
@@ -183,12 +183,12 @@
           </w:tcPr>
           <w:p>
             <w:pPr>
-              <w:spacing w:before="0" w:after="0" w:line="276" w:lineRule="auto"/>
+              <w:spacing w:before="0" w:after="0" w:line="280" w:lineRule="exact"/>
               <w:jc w:val="center"/>
             </w:pPr>
             <w:r>
               <w:rPr>
-                <w:rFonts w:ascii="맑은 고딕" w:hAnsi="맑은 고딕" w:eastAsia="맑은 고딕"/>
+                <w:rFonts w:ascii="Malgun Gothic" w:hAnsi="Malgun Gothic" w:eastAsia="Malgun Gothic"/>
                 <w:b/>
                 <w:color w:val="FFFFFF"/>
                 <w:sz w:val="20"/>
@@ -205,12 +205,12 @@
           </w:tcPr>
           <w:p>
             <w:pPr>
-              <w:spacing w:before="0" w:after="0" w:line="276" w:lineRule="auto"/>
+              <w:spacing w:before="0" w:after="0" w:line="280" w:lineRule="exact"/>
               <w:jc w:val="center"/>
             </w:pPr>
             <w:r>
               <w:rPr>
-                <w:rFonts w:ascii="맑은 고딕" w:hAnsi="맑은 고딕" w:eastAsia="맑은 고딕"/>
+                <w:rFonts w:ascii="Malgun Gothic" w:hAnsi="Malgun Gothic" w:eastAsia="Malgun Gothic"/>
                 <w:b/>
                 <w:color w:val="FFFFFF"/>
                 <w:sz w:val="20"/>
@@ -227,12 +227,12 @@
           </w:tcPr>
           <w:p>
             <w:pPr>
-              <w:spacing w:before="0" w:after="0" w:line="276" w:lineRule="auto"/>
+              <w:spacing w:before="0" w:after="0" w:line="280" w:lineRule="exact"/>
               <w:jc w:val="center"/>
             </w:pPr>
             <w:r>
               <w:rPr>
-                <w:rFonts w:ascii="맑은 고딕" w:hAnsi="맑은 고딕" w:eastAsia="맑은 고딕"/>
+                <w:rFonts w:ascii="Malgun Gothic" w:hAnsi="Malgun Gothic" w:eastAsia="Malgun Gothic"/>
                 <w:b/>
                 <w:color w:val="FFFFFF"/>
                 <w:sz w:val="20"/>
@@ -254,12 +254,12 @@
           </w:tcPr>
           <w:p>
             <w:pPr>
-              <w:spacing w:before="0" w:after="0" w:line="276" w:lineRule="auto"/>
+              <w:spacing w:before="0" w:after="0" w:line="280" w:lineRule="exact"/>
               <w:jc w:val="left"/>
             </w:pPr>
             <w:r>
               <w:rPr>
-                <w:rFonts w:ascii="맑은 고딕" w:hAnsi="맑은 고딕" w:eastAsia="맑은 고딕"/>
+                <w:rFonts w:ascii="Malgun Gothic" w:hAnsi="Malgun Gothic" w:eastAsia="Malgun Gothic"/>
                 <w:b w:val="0"/>
                 <w:color w:val="000000"/>
                 <w:sz w:val="20"/>
@@ -276,12 +276,12 @@
           </w:tcPr>
           <w:p>
             <w:pPr>
-              <w:spacing w:before="0" w:after="0" w:line="276" w:lineRule="auto"/>
+              <w:spacing w:before="0" w:after="0" w:line="280" w:lineRule="exact"/>
               <w:jc w:val="left"/>
             </w:pPr>
             <w:r>
               <w:rPr>
-                <w:rFonts w:ascii="맑은 고딕" w:hAnsi="맑은 고딕" w:eastAsia="맑은 고딕"/>
+                <w:rFonts w:ascii="Malgun Gothic" w:hAnsi="Malgun Gothic" w:eastAsia="Malgun Gothic"/>
                 <w:b w:val="0"/>
                 <w:color w:val="000000"/>
                 <w:sz w:val="20"/>
@@ -298,12 +298,12 @@
           </w:tcPr>
           <w:p>
             <w:pPr>
-              <w:spacing w:before="0" w:after="0" w:line="276" w:lineRule="auto"/>
+              <w:spacing w:before="0" w:after="0" w:line="280" w:lineRule="exact"/>
               <w:jc w:val="left"/>
             </w:pPr>
             <w:r>
               <w:rPr>
-                <w:rFonts w:ascii="맑은 고딕" w:hAnsi="맑은 고딕" w:eastAsia="맑은 고딕"/>
+                <w:rFonts w:ascii="Malgun Gothic" w:hAnsi="Malgun Gothic" w:eastAsia="Malgun Gothic"/>
                 <w:b w:val="0"/>
                 <w:color w:val="000000"/>
                 <w:sz w:val="20"/>
@@ -325,12 +325,12 @@
           </w:tcPr>
           <w:p>
             <w:pPr>
-              <w:spacing w:before="0" w:after="0" w:line="276" w:lineRule="auto"/>
+              <w:spacing w:before="0" w:after="0" w:line="280" w:lineRule="exact"/>
               <w:jc w:val="left"/>
             </w:pPr>
             <w:r>
               <w:rPr>
-                <w:rFonts w:ascii="맑은 고딕" w:hAnsi="맑은 고딕" w:eastAsia="맑은 고딕"/>
+                <w:rFonts w:ascii="Malgun Gothic" w:hAnsi="Malgun Gothic" w:eastAsia="Malgun Gothic"/>
                 <w:b w:val="0"/>
                 <w:color w:val="000000"/>
                 <w:sz w:val="20"/>
@@ -347,12 +347,12 @@
           </w:tcPr>
           <w:p>
             <w:pPr>
-              <w:spacing w:before="0" w:after="0" w:line="276" w:lineRule="auto"/>
+              <w:spacing w:before="0" w:after="0" w:line="280" w:lineRule="exact"/>
               <w:jc w:val="left"/>
             </w:pPr>
             <w:r>
               <w:rPr>
-                <w:rFonts w:ascii="맑은 고딕" w:hAnsi="맑은 고딕" w:eastAsia="맑은 고딕"/>
+                <w:rFonts w:ascii="Malgun Gothic" w:hAnsi="Malgun Gothic" w:eastAsia="Malgun Gothic"/>
                 <w:b w:val="0"/>
                 <w:color w:val="000000"/>
                 <w:sz w:val="20"/>
@@ -369,12 +369,12 @@
           </w:tcPr>
           <w:p>
             <w:pPr>
-              <w:spacing w:before="0" w:after="0" w:line="276" w:lineRule="auto"/>
+              <w:spacing w:before="0" w:after="0" w:line="280" w:lineRule="exact"/>
               <w:jc w:val="left"/>
             </w:pPr>
             <w:r>
               <w:rPr>
-                <w:rFonts w:ascii="맑은 고딕" w:hAnsi="맑은 고딕" w:eastAsia="맑은 고딕"/>
+                <w:rFonts w:ascii="Malgun Gothic" w:hAnsi="Malgun Gothic" w:eastAsia="Malgun Gothic"/>
                 <w:b w:val="0"/>
                 <w:color w:val="000000"/>
                 <w:sz w:val="20"/>
@@ -392,7 +392,7 @@
       </w:pPr>
       <w:r>
         <w:rPr>
-          <w:rFonts w:ascii="맑은 고딕" w:hAnsi="맑은 고딕" w:eastAsia="맑은 고딕"/>
+          <w:rFonts w:ascii="Malgun Gothic" w:hAnsi="Malgun Gothic" w:eastAsia="Malgun Gothic"/>
           <w:b w:val="0"/>
           <w:color w:val="000000"/>
           <w:sz w:val="19"/>
@@ -446,12 +446,12 @@
           </w:tcPr>
           <w:p>
             <w:pPr>
-              <w:spacing w:before="0" w:after="0" w:line="276" w:lineRule="auto"/>
+              <w:spacing w:before="0" w:after="0" w:line="280" w:lineRule="exact"/>
               <w:jc w:val="center"/>
             </w:pPr>
             <w:r>
               <w:rPr>
-                <w:rFonts w:ascii="맑은 고딕" w:hAnsi="맑은 고딕" w:eastAsia="맑은 고딕"/>
+                <w:rFonts w:ascii="Malgun Gothic" w:hAnsi="Malgun Gothic" w:eastAsia="Malgun Gothic"/>
                 <w:b/>
                 <w:color w:val="FFFFFF"/>
                 <w:sz w:val="19"/>
@@ -468,12 +468,12 @@
           </w:tcPr>
           <w:p>
             <w:pPr>
-              <w:spacing w:before="0" w:after="0" w:line="276" w:lineRule="auto"/>
+              <w:spacing w:before="0" w:after="0" w:line="280" w:lineRule="exact"/>
               <w:jc w:val="center"/>
             </w:pPr>
             <w:r>
               <w:rPr>
-                <w:rFonts w:ascii="맑은 고딕" w:hAnsi="맑은 고딕" w:eastAsia="맑은 고딕"/>
+                <w:rFonts w:ascii="Malgun Gothic" w:hAnsi="Malgun Gothic" w:eastAsia="Malgun Gothic"/>
                 <w:b/>
                 <w:color w:val="FFFFFF"/>
                 <w:sz w:val="19"/>
@@ -495,12 +495,12 @@
           </w:tcPr>
           <w:p>
             <w:pPr>
-              <w:spacing w:before="0" w:after="0" w:line="276" w:lineRule="auto"/>
+              <w:spacing w:before="0" w:after="0" w:line="280" w:lineRule="exact"/>
               <w:jc w:val="left"/>
             </w:pPr>
             <w:r>
               <w:rPr>
-                <w:rFonts w:ascii="맑은 고딕" w:hAnsi="맑은 고딕" w:eastAsia="맑은 고딕"/>
+                <w:rFonts w:ascii="Malgun Gothic" w:hAnsi="Malgun Gothic" w:eastAsia="Malgun Gothic"/>
                 <w:b w:val="0"/>
                 <w:color w:val="000000"/>
                 <w:sz w:val="19"/>
@@ -517,12 +517,12 @@
           </w:tcPr>
           <w:p>
             <w:pPr>
-              <w:spacing w:before="0" w:after="0" w:line="276" w:lineRule="auto"/>
+              <w:spacing w:before="0" w:after="0" w:line="280" w:lineRule="exact"/>
               <w:jc w:val="left"/>
             </w:pPr>
             <w:r>
               <w:rPr>
-                <w:rFonts w:ascii="맑은 고딕" w:hAnsi="맑은 고딕" w:eastAsia="맑은 고딕"/>
+                <w:rFonts w:ascii="Malgun Gothic" w:hAnsi="Malgun Gothic" w:eastAsia="Malgun Gothic"/>
                 <w:b w:val="0"/>
                 <w:color w:val="000000"/>
                 <w:sz w:val="19"/>
@@ -544,12 +544,12 @@
           </w:tcPr>
           <w:p>
             <w:pPr>
-              <w:spacing w:before="0" w:after="0" w:line="276" w:lineRule="auto"/>
+              <w:spacing w:before="0" w:after="0" w:line="280" w:lineRule="exact"/>
               <w:jc w:val="left"/>
             </w:pPr>
             <w:r>
               <w:rPr>
-                <w:rFonts w:ascii="맑은 고딕" w:hAnsi="맑은 고딕" w:eastAsia="맑은 고딕"/>
+                <w:rFonts w:ascii="Malgun Gothic" w:hAnsi="Malgun Gothic" w:eastAsia="Malgun Gothic"/>
                 <w:b w:val="0"/>
                 <w:color w:val="000000"/>
                 <w:sz w:val="19"/>
@@ -566,12 +566,12 @@
           </w:tcPr>
           <w:p>
             <w:pPr>
-              <w:spacing w:before="0" w:after="0" w:line="276" w:lineRule="auto"/>
+              <w:spacing w:before="0" w:after="0" w:line="280" w:lineRule="exact"/>
               <w:jc w:val="left"/>
             </w:pPr>
             <w:r>
               <w:rPr>
-                <w:rFonts w:ascii="맑은 고딕" w:hAnsi="맑은 고딕" w:eastAsia="맑은 고딕"/>
+                <w:rFonts w:ascii="Malgun Gothic" w:hAnsi="Malgun Gothic" w:eastAsia="Malgun Gothic"/>
                 <w:b w:val="0"/>
                 <w:color w:val="000000"/>
                 <w:sz w:val="19"/>
@@ -593,12 +593,12 @@
           </w:tcPr>
           <w:p>
             <w:pPr>
-              <w:spacing w:before="0" w:after="0" w:line="276" w:lineRule="auto"/>
+              <w:spacing w:before="0" w:after="0" w:line="280" w:lineRule="exact"/>
               <w:jc w:val="left"/>
             </w:pPr>
             <w:r>
               <w:rPr>
-                <w:rFonts w:ascii="맑은 고딕" w:hAnsi="맑은 고딕" w:eastAsia="맑은 고딕"/>
+                <w:rFonts w:ascii="Malgun Gothic" w:hAnsi="Malgun Gothic" w:eastAsia="Malgun Gothic"/>
                 <w:b w:val="0"/>
                 <w:color w:val="000000"/>
                 <w:sz w:val="19"/>
@@ -615,12 +615,12 @@
           </w:tcPr>
           <w:p>
             <w:pPr>
-              <w:spacing w:before="0" w:after="0" w:line="276" w:lineRule="auto"/>
+              <w:spacing w:before="0" w:after="0" w:line="280" w:lineRule="exact"/>
               <w:jc w:val="left"/>
             </w:pPr>
             <w:r>
               <w:rPr>
-                <w:rFonts w:ascii="맑은 고딕" w:hAnsi="맑은 고딕" w:eastAsia="맑은 고딕"/>
+                <w:rFonts w:ascii="Malgun Gothic" w:hAnsi="Malgun Gothic" w:eastAsia="Malgun Gothic"/>
                 <w:b w:val="0"/>
                 <w:color w:val="000000"/>
                 <w:sz w:val="19"/>
@@ -645,7 +645,7 @@
       </w:pPr>
       <w:r>
         <w:rPr>
-          <w:rFonts w:ascii="맑은 고딕" w:hAnsi="맑은 고딕" w:eastAsia="맑은 고딕"/>
+          <w:rFonts w:ascii="Malgun Gothic" w:hAnsi="Malgun Gothic" w:eastAsia="Malgun Gothic"/>
           <w:b w:val="0"/>
           <w:color w:val="000000"/>
         </w:rPr>
@@ -666,7 +666,7 @@
       </w:pPr>
       <w:r>
         <w:rPr>
-          <w:rFonts w:ascii="맑은 고딕" w:hAnsi="맑은 고딕" w:eastAsia="맑은 고딕"/>
+          <w:rFonts w:ascii="Malgun Gothic" w:hAnsi="Malgun Gothic" w:eastAsia="Malgun Gothic"/>
           <w:b w:val="0"/>
           <w:color w:val="000000"/>
         </w:rPr>
@@ -679,7 +679,7 @@
       </w:pPr>
       <w:r>
         <w:rPr>
-          <w:rFonts w:ascii="맑은 고딕" w:hAnsi="맑은 고딕" w:eastAsia="맑은 고딕"/>
+          <w:rFonts w:ascii="Malgun Gothic" w:hAnsi="Malgun Gothic" w:eastAsia="Malgun Gothic"/>
           <w:b w:val="0"/>
           <w:color w:val="000000"/>
         </w:rPr>
@@ -706,7 +706,7 @@
       </w:pPr>
       <w:r>
         <w:rPr>
-          <w:rFonts w:ascii="맑은 고딕" w:hAnsi="맑은 고딕" w:eastAsia="맑은 고딕"/>
+          <w:rFonts w:ascii="Malgun Gothic" w:hAnsi="Malgun Gothic" w:eastAsia="Malgun Gothic"/>
           <w:b w:val="0"/>
           <w:color w:val="000000"/>
           <w:sz w:val="20"/>
@@ -754,12 +754,12 @@
           </w:tcPr>
           <w:p>
             <w:pPr>
-              <w:spacing w:before="0" w:after="0" w:line="276" w:lineRule="auto"/>
+              <w:spacing w:before="0" w:after="0" w:line="280" w:lineRule="exact"/>
               <w:jc w:val="center"/>
             </w:pPr>
             <w:r>
               <w:rPr>
-                <w:rFonts w:ascii="맑은 고딕" w:hAnsi="맑은 고딕" w:eastAsia="맑은 고딕"/>
+                <w:rFonts w:ascii="Malgun Gothic" w:hAnsi="Malgun Gothic" w:eastAsia="Malgun Gothic"/>
                 <w:b/>
                 <w:color w:val="FFFFFF"/>
                 <w:sz w:val="20"/>
@@ -776,12 +776,12 @@
           </w:tcPr>
           <w:p>
             <w:pPr>
-              <w:spacing w:before="0" w:after="0" w:line="276" w:lineRule="auto"/>
+              <w:spacing w:before="0" w:after="0" w:line="280" w:lineRule="exact"/>
               <w:jc w:val="center"/>
             </w:pPr>
             <w:r>
               <w:rPr>
-                <w:rFonts w:ascii="맑은 고딕" w:hAnsi="맑은 고딕" w:eastAsia="맑은 고딕"/>
+                <w:rFonts w:ascii="Malgun Gothic" w:hAnsi="Malgun Gothic" w:eastAsia="Malgun Gothic"/>
                 <w:b/>
                 <w:color w:val="FFFFFF"/>
                 <w:sz w:val="20"/>
@@ -798,12 +798,12 @@
           </w:tcPr>
           <w:p>
             <w:pPr>
-              <w:spacing w:before="0" w:after="0" w:line="276" w:lineRule="auto"/>
+              <w:spacing w:before="0" w:after="0" w:line="280" w:lineRule="exact"/>
               <w:jc w:val="center"/>
             </w:pPr>
             <w:r>
               <w:rPr>
-                <w:rFonts w:ascii="맑은 고딕" w:hAnsi="맑은 고딕" w:eastAsia="맑은 고딕"/>
+                <w:rFonts w:ascii="Malgun Gothic" w:hAnsi="Malgun Gothic" w:eastAsia="Malgun Gothic"/>
                 <w:b/>
                 <w:color w:val="FFFFFF"/>
                 <w:sz w:val="20"/>
@@ -820,12 +820,12 @@
           </w:tcPr>
           <w:p>
             <w:pPr>
-              <w:spacing w:before="0" w:after="0" w:line="276" w:lineRule="auto"/>
+              <w:spacing w:before="0" w:after="0" w:line="280" w:lineRule="exact"/>
               <w:jc w:val="center"/>
             </w:pPr>
             <w:r>
               <w:rPr>
-                <w:rFonts w:ascii="맑은 고딕" w:hAnsi="맑은 고딕" w:eastAsia="맑은 고딕"/>
+                <w:rFonts w:ascii="Malgun Gothic" w:hAnsi="Malgun Gothic" w:eastAsia="Malgun Gothic"/>
                 <w:b/>
                 <w:color w:val="FFFFFF"/>
                 <w:sz w:val="20"/>
@@ -847,12 +847,12 @@
           </w:tcPr>
           <w:p>
             <w:pPr>
-              <w:spacing w:before="0" w:after="0" w:line="276" w:lineRule="auto"/>
+              <w:spacing w:before="0" w:after="0" w:line="280" w:lineRule="exact"/>
               <w:jc w:val="center"/>
             </w:pPr>
             <w:r>
               <w:rPr>
-                <w:rFonts w:ascii="맑은 고딕" w:hAnsi="맑은 고딕" w:eastAsia="맑은 고딕"/>
+                <w:rFonts w:ascii="Malgun Gothic" w:hAnsi="Malgun Gothic" w:eastAsia="Malgun Gothic"/>
                 <w:b w:val="0"/>
                 <w:color w:val="000000"/>
                 <w:sz w:val="20"/>
@@ -869,12 +869,12 @@
           </w:tcPr>
           <w:p>
             <w:pPr>
-              <w:spacing w:before="0" w:after="0" w:line="276" w:lineRule="auto"/>
+              <w:spacing w:before="0" w:after="0" w:line="280" w:lineRule="exact"/>
               <w:jc w:val="left"/>
             </w:pPr>
             <w:r>
               <w:rPr>
-                <w:rFonts w:ascii="맑은 고딕" w:hAnsi="맑은 고딕" w:eastAsia="맑은 고딕"/>
+                <w:rFonts w:ascii="Malgun Gothic" w:hAnsi="Malgun Gothic" w:eastAsia="Malgun Gothic"/>
                 <w:b w:val="0"/>
                 <w:color w:val="000000"/>
                 <w:sz w:val="20"/>
@@ -891,12 +891,12 @@
           </w:tcPr>
           <w:p>
             <w:pPr>
-              <w:spacing w:before="0" w:after="0" w:line="276" w:lineRule="auto"/>
+              <w:spacing w:before="0" w:after="0" w:line="280" w:lineRule="exact"/>
               <w:jc w:val="left"/>
             </w:pPr>
             <w:r>
               <w:rPr>
-                <w:rFonts w:ascii="맑은 고딕" w:hAnsi="맑은 고딕" w:eastAsia="맑은 고딕"/>
+                <w:rFonts w:ascii="Malgun Gothic" w:hAnsi="Malgun Gothic" w:eastAsia="Malgun Gothic"/>
                 <w:b w:val="0"/>
                 <w:color w:val="000000"/>
                 <w:sz w:val="20"/>
@@ -913,12 +913,12 @@
           </w:tcPr>
           <w:p>
             <w:pPr>
-              <w:spacing w:before="0" w:after="0" w:line="276" w:lineRule="auto"/>
+              <w:spacing w:before="0" w:after="0" w:line="280" w:lineRule="exact"/>
               <w:jc w:val="left"/>
             </w:pPr>
             <w:r>
               <w:rPr>
-                <w:rFonts w:ascii="맑은 고딕" w:hAnsi="맑은 고딕" w:eastAsia="맑은 고딕"/>
+                <w:rFonts w:ascii="Malgun Gothic" w:hAnsi="Malgun Gothic" w:eastAsia="Malgun Gothic"/>
                 <w:b w:val="0"/>
                 <w:color w:val="000000"/>
                 <w:sz w:val="20"/>
@@ -940,12 +940,12 @@
           </w:tcPr>
           <w:p>
             <w:pPr>
-              <w:spacing w:before="0" w:after="0" w:line="276" w:lineRule="auto"/>
+              <w:spacing w:before="0" w:after="0" w:line="280" w:lineRule="exact"/>
               <w:jc w:val="center"/>
             </w:pPr>
             <w:r>
               <w:rPr>
-                <w:rFonts w:ascii="맑은 고딕" w:hAnsi="맑은 고딕" w:eastAsia="맑은 고딕"/>
+                <w:rFonts w:ascii="Malgun Gothic" w:hAnsi="Malgun Gothic" w:eastAsia="Malgun Gothic"/>
                 <w:b w:val="0"/>
                 <w:color w:val="000000"/>
                 <w:sz w:val="20"/>
@@ -962,12 +962,12 @@
           </w:tcPr>
           <w:p>
             <w:pPr>
-              <w:spacing w:before="0" w:after="0" w:line="276" w:lineRule="auto"/>
+              <w:spacing w:before="0" w:after="0" w:line="280" w:lineRule="exact"/>
               <w:jc w:val="left"/>
             </w:pPr>
             <w:r>
               <w:rPr>
-                <w:rFonts w:ascii="맑은 고딕" w:hAnsi="맑은 고딕" w:eastAsia="맑은 고딕"/>
+                <w:rFonts w:ascii="Malgun Gothic" w:hAnsi="Malgun Gothic" w:eastAsia="Malgun Gothic"/>
                 <w:b w:val="0"/>
                 <w:color w:val="000000"/>
                 <w:sz w:val="20"/>
@@ -984,12 +984,12 @@
           </w:tcPr>
           <w:p>
             <w:pPr>
-              <w:spacing w:before="0" w:after="0" w:line="276" w:lineRule="auto"/>
+              <w:spacing w:before="0" w:after="0" w:line="280" w:lineRule="exact"/>
               <w:jc w:val="left"/>
             </w:pPr>
             <w:r>
               <w:rPr>
-                <w:rFonts w:ascii="맑은 고딕" w:hAnsi="맑은 고딕" w:eastAsia="맑은 고딕"/>
+                <w:rFonts w:ascii="Malgun Gothic" w:hAnsi="Malgun Gothic" w:eastAsia="Malgun Gothic"/>
                 <w:b w:val="0"/>
                 <w:color w:val="000000"/>
                 <w:sz w:val="20"/>
@@ -1006,12 +1006,12 @@
           </w:tcPr>
           <w:p>
             <w:pPr>
-              <w:spacing w:before="0" w:after="0" w:line="276" w:lineRule="auto"/>
+              <w:spacing w:before="0" w:after="0" w:line="280" w:lineRule="exact"/>
               <w:jc w:val="left"/>
             </w:pPr>
             <w:r>
               <w:rPr>
-                <w:rFonts w:ascii="맑은 고딕" w:hAnsi="맑은 고딕" w:eastAsia="맑은 고딕"/>
+                <w:rFonts w:ascii="Malgun Gothic" w:hAnsi="Malgun Gothic" w:eastAsia="Malgun Gothic"/>
                 <w:b w:val="0"/>
                 <w:color w:val="000000"/>
                 <w:sz w:val="20"/>
@@ -1033,12 +1033,12 @@
           </w:tcPr>
           <w:p>
             <w:pPr>
-              <w:spacing w:before="0" w:after="0" w:line="276" w:lineRule="auto"/>
+              <w:spacing w:before="0" w:after="0" w:line="280" w:lineRule="exact"/>
               <w:jc w:val="center"/>
             </w:pPr>
             <w:r>
               <w:rPr>
-                <w:rFonts w:ascii="맑은 고딕" w:hAnsi="맑은 고딕" w:eastAsia="맑은 고딕"/>
+                <w:rFonts w:ascii="Malgun Gothic" w:hAnsi="Malgun Gothic" w:eastAsia="Malgun Gothic"/>
                 <w:b w:val="0"/>
                 <w:color w:val="000000"/>
                 <w:sz w:val="20"/>
@@ -1055,12 +1055,12 @@
           </w:tcPr>
           <w:p>
             <w:pPr>
-              <w:spacing w:before="0" w:after="0" w:line="276" w:lineRule="auto"/>
+              <w:spacing w:before="0" w:after="0" w:line="280" w:lineRule="exact"/>
               <w:jc w:val="left"/>
             </w:pPr>
             <w:r>
               <w:rPr>
-                <w:rFonts w:ascii="맑은 고딕" w:hAnsi="맑은 고딕" w:eastAsia="맑은 고딕"/>
+                <w:rFonts w:ascii="Malgun Gothic" w:hAnsi="Malgun Gothic" w:eastAsia="Malgun Gothic"/>
                 <w:b w:val="0"/>
                 <w:color w:val="000000"/>
                 <w:sz w:val="20"/>
@@ -1077,12 +1077,12 @@
           </w:tcPr>
           <w:p>
             <w:pPr>
-              <w:spacing w:before="0" w:after="0" w:line="276" w:lineRule="auto"/>
+              <w:spacing w:before="0" w:after="0" w:line="280" w:lineRule="exact"/>
               <w:jc w:val="left"/>
             </w:pPr>
             <w:r>
               <w:rPr>
-                <w:rFonts w:ascii="맑은 고딕" w:hAnsi="맑은 고딕" w:eastAsia="맑은 고딕"/>
+                <w:rFonts w:ascii="Malgun Gothic" w:hAnsi="Malgun Gothic" w:eastAsia="Malgun Gothic"/>
                 <w:b w:val="0"/>
                 <w:color w:val="000000"/>
                 <w:sz w:val="20"/>
@@ -1099,12 +1099,12 @@
           </w:tcPr>
           <w:p>
             <w:pPr>
-              <w:spacing w:before="0" w:after="0" w:line="276" w:lineRule="auto"/>
+              <w:spacing w:before="0" w:after="0" w:line="280" w:lineRule="exact"/>
               <w:jc w:val="left"/>
             </w:pPr>
             <w:r>
               <w:rPr>
-                <w:rFonts w:ascii="맑은 고딕" w:hAnsi="맑은 고딕" w:eastAsia="맑은 고딕"/>
+                <w:rFonts w:ascii="Malgun Gothic" w:hAnsi="Malgun Gothic" w:eastAsia="Malgun Gothic"/>
                 <w:b w:val="0"/>
                 <w:color w:val="000000"/>
                 <w:sz w:val="20"/>
@@ -1126,12 +1126,12 @@
           </w:tcPr>
           <w:p>
             <w:pPr>
-              <w:spacing w:before="0" w:after="0" w:line="276" w:lineRule="auto"/>
+              <w:spacing w:before="0" w:after="0" w:line="280" w:lineRule="exact"/>
               <w:jc w:val="center"/>
             </w:pPr>
             <w:r>
               <w:rPr>
-                <w:rFonts w:ascii="맑은 고딕" w:hAnsi="맑은 고딕" w:eastAsia="맑은 고딕"/>
+                <w:rFonts w:ascii="Malgun Gothic" w:hAnsi="Malgun Gothic" w:eastAsia="Malgun Gothic"/>
                 <w:b w:val="0"/>
                 <w:color w:val="000000"/>
                 <w:sz w:val="20"/>
@@ -1148,12 +1148,12 @@
           </w:tcPr>
           <w:p>
             <w:pPr>
-              <w:spacing w:before="0" w:after="0" w:line="276" w:lineRule="auto"/>
+              <w:spacing w:before="0" w:after="0" w:line="280" w:lineRule="exact"/>
               <w:jc w:val="left"/>
             </w:pPr>
             <w:r>
               <w:rPr>
-                <w:rFonts w:ascii="맑은 고딕" w:hAnsi="맑은 고딕" w:eastAsia="맑은 고딕"/>
+                <w:rFonts w:ascii="Malgun Gothic" w:hAnsi="Malgun Gothic" w:eastAsia="Malgun Gothic"/>
                 <w:b w:val="0"/>
                 <w:color w:val="000000"/>
                 <w:sz w:val="20"/>
@@ -1170,12 +1170,12 @@
           </w:tcPr>
           <w:p>
             <w:pPr>
-              <w:spacing w:before="0" w:after="0" w:line="276" w:lineRule="auto"/>
+              <w:spacing w:before="0" w:after="0" w:line="280" w:lineRule="exact"/>
               <w:jc w:val="left"/>
             </w:pPr>
             <w:r>
               <w:rPr>
-                <w:rFonts w:ascii="맑은 고딕" w:hAnsi="맑은 고딕" w:eastAsia="맑은 고딕"/>
+                <w:rFonts w:ascii="Malgun Gothic" w:hAnsi="Malgun Gothic" w:eastAsia="Malgun Gothic"/>
                 <w:b w:val="0"/>
                 <w:color w:val="000000"/>
                 <w:sz w:val="20"/>
@@ -1192,12 +1192,12 @@
           </w:tcPr>
           <w:p>
             <w:pPr>
-              <w:spacing w:before="0" w:after="0" w:line="276" w:lineRule="auto"/>
+              <w:spacing w:before="0" w:after="0" w:line="280" w:lineRule="exact"/>
               <w:jc w:val="left"/>
             </w:pPr>
             <w:r>
               <w:rPr>
-                <w:rFonts w:ascii="맑은 고딕" w:hAnsi="맑은 고딕" w:eastAsia="맑은 고딕"/>
+                <w:rFonts w:ascii="Malgun Gothic" w:hAnsi="Malgun Gothic" w:eastAsia="Malgun Gothic"/>
                 <w:b w:val="0"/>
                 <w:color w:val="000000"/>
                 <w:sz w:val="20"/>
@@ -1219,12 +1219,12 @@
           </w:tcPr>
           <w:p>
             <w:pPr>
-              <w:spacing w:before="0" w:after="0" w:line="276" w:lineRule="auto"/>
+              <w:spacing w:before="0" w:after="0" w:line="280" w:lineRule="exact"/>
               <w:jc w:val="center"/>
             </w:pPr>
             <w:r>
               <w:rPr>
-                <w:rFonts w:ascii="맑은 고딕" w:hAnsi="맑은 고딕" w:eastAsia="맑은 고딕"/>
+                <w:rFonts w:ascii="Malgun Gothic" w:hAnsi="Malgun Gothic" w:eastAsia="Malgun Gothic"/>
                 <w:b w:val="0"/>
                 <w:color w:val="000000"/>
                 <w:sz w:val="20"/>
@@ -1241,12 +1241,12 @@
           </w:tcPr>
           <w:p>
             <w:pPr>
-              <w:spacing w:before="0" w:after="0" w:line="276" w:lineRule="auto"/>
+              <w:spacing w:before="0" w:after="0" w:line="280" w:lineRule="exact"/>
               <w:jc w:val="left"/>
             </w:pPr>
             <w:r>
               <w:rPr>
-                <w:rFonts w:ascii="맑은 고딕" w:hAnsi="맑은 고딕" w:eastAsia="맑은 고딕"/>
+                <w:rFonts w:ascii="Malgun Gothic" w:hAnsi="Malgun Gothic" w:eastAsia="Malgun Gothic"/>
                 <w:b w:val="0"/>
                 <w:color w:val="000000"/>
                 <w:sz w:val="20"/>
@@ -1263,12 +1263,12 @@
           </w:tcPr>
           <w:p>
             <w:pPr>
-              <w:spacing w:before="0" w:after="0" w:line="276" w:lineRule="auto"/>
+              <w:spacing w:before="0" w:after="0" w:line="280" w:lineRule="exact"/>
               <w:jc w:val="left"/>
             </w:pPr>
             <w:r>
               <w:rPr>
-                <w:rFonts w:ascii="맑은 고딕" w:hAnsi="맑은 고딕" w:eastAsia="맑은 고딕"/>
+                <w:rFonts w:ascii="Malgun Gothic" w:hAnsi="Malgun Gothic" w:eastAsia="Malgun Gothic"/>
                 <w:b w:val="0"/>
                 <w:color w:val="000000"/>
                 <w:sz w:val="20"/>
@@ -1285,12 +1285,12 @@
           </w:tcPr>
           <w:p>
             <w:pPr>
-              <w:spacing w:before="0" w:after="0" w:line="276" w:lineRule="auto"/>
+              <w:spacing w:before="0" w:after="0" w:line="280" w:lineRule="exact"/>
               <w:jc w:val="left"/>
             </w:pPr>
             <w:r>
               <w:rPr>
-                <w:rFonts w:ascii="맑은 고딕" w:hAnsi="맑은 고딕" w:eastAsia="맑은 고딕"/>
+                <w:rFonts w:ascii="Malgun Gothic" w:hAnsi="Malgun Gothic" w:eastAsia="Malgun Gothic"/>
                 <w:b w:val="0"/>
                 <w:color w:val="000000"/>
                 <w:sz w:val="20"/>
@@ -1312,12 +1312,12 @@
           </w:tcPr>
           <w:p>
             <w:pPr>
-              <w:spacing w:before="0" w:after="0" w:line="276" w:lineRule="auto"/>
+              <w:spacing w:before="0" w:after="0" w:line="280" w:lineRule="exact"/>
               <w:jc w:val="center"/>
             </w:pPr>
             <w:r>
               <w:rPr>
-                <w:rFonts w:ascii="맑은 고딕" w:hAnsi="맑은 고딕" w:eastAsia="맑은 고딕"/>
+                <w:rFonts w:ascii="Malgun Gothic" w:hAnsi="Malgun Gothic" w:eastAsia="Malgun Gothic"/>
                 <w:b w:val="0"/>
                 <w:color w:val="000000"/>
                 <w:sz w:val="20"/>
@@ -1334,12 +1334,12 @@
           </w:tcPr>
           <w:p>
             <w:pPr>
-              <w:spacing w:before="0" w:after="0" w:line="276" w:lineRule="auto"/>
+              <w:spacing w:before="0" w:after="0" w:line="280" w:lineRule="exact"/>
               <w:jc w:val="left"/>
             </w:pPr>
             <w:r>
               <w:rPr>
-                <w:rFonts w:ascii="맑은 고딕" w:hAnsi="맑은 고딕" w:eastAsia="맑은 고딕"/>
+                <w:rFonts w:ascii="Malgun Gothic" w:hAnsi="Malgun Gothic" w:eastAsia="Malgun Gothic"/>
                 <w:b w:val="0"/>
                 <w:color w:val="000000"/>
                 <w:sz w:val="20"/>
@@ -1356,12 +1356,12 @@
           </w:tcPr>
           <w:p>
             <w:pPr>
-              <w:spacing w:before="0" w:after="0" w:line="276" w:lineRule="auto"/>
+              <w:spacing w:before="0" w:after="0" w:line="280" w:lineRule="exact"/>
               <w:jc w:val="left"/>
             </w:pPr>
             <w:r>
               <w:rPr>
-                <w:rFonts w:ascii="맑은 고딕" w:hAnsi="맑은 고딕" w:eastAsia="맑은 고딕"/>
+                <w:rFonts w:ascii="Malgun Gothic" w:hAnsi="Malgun Gothic" w:eastAsia="Malgun Gothic"/>
                 <w:b w:val="0"/>
                 <w:color w:val="000000"/>
                 <w:sz w:val="20"/>
@@ -1378,12 +1378,12 @@
           </w:tcPr>
           <w:p>
             <w:pPr>
-              <w:spacing w:before="0" w:after="0" w:line="276" w:lineRule="auto"/>
+              <w:spacing w:before="0" w:after="0" w:line="280" w:lineRule="exact"/>
               <w:jc w:val="left"/>
             </w:pPr>
             <w:r>
               <w:rPr>
-                <w:rFonts w:ascii="맑은 고딕" w:hAnsi="맑은 고딕" w:eastAsia="맑은 고딕"/>
+                <w:rFonts w:ascii="Malgun Gothic" w:hAnsi="Malgun Gothic" w:eastAsia="Malgun Gothic"/>
                 <w:b w:val="0"/>
                 <w:color w:val="000000"/>
                 <w:sz w:val="20"/>
@@ -1405,12 +1405,12 @@
           </w:tcPr>
           <w:p>
             <w:pPr>
-              <w:spacing w:before="0" w:after="0" w:line="276" w:lineRule="auto"/>
+              <w:spacing w:before="0" w:after="0" w:line="280" w:lineRule="exact"/>
               <w:jc w:val="center"/>
             </w:pPr>
             <w:r>
               <w:rPr>
-                <w:rFonts w:ascii="맑은 고딕" w:hAnsi="맑은 고딕" w:eastAsia="맑은 고딕"/>
+                <w:rFonts w:ascii="Malgun Gothic" w:hAnsi="Malgun Gothic" w:eastAsia="Malgun Gothic"/>
                 <w:b w:val="0"/>
                 <w:color w:val="000000"/>
                 <w:sz w:val="20"/>
@@ -1427,12 +1427,12 @@
           </w:tcPr>
           <w:p>
             <w:pPr>
-              <w:spacing w:before="0" w:after="0" w:line="276" w:lineRule="auto"/>
+              <w:spacing w:before="0" w:after="0" w:line="280" w:lineRule="exact"/>
               <w:jc w:val="left"/>
             </w:pPr>
             <w:r>
               <w:rPr>
-                <w:rFonts w:ascii="맑은 고딕" w:hAnsi="맑은 고딕" w:eastAsia="맑은 고딕"/>
+                <w:rFonts w:ascii="Malgun Gothic" w:hAnsi="Malgun Gothic" w:eastAsia="Malgun Gothic"/>
                 <w:b w:val="0"/>
                 <w:color w:val="000000"/>
                 <w:sz w:val="20"/>
@@ -1449,12 +1449,12 @@
           </w:tcPr>
           <w:p>
             <w:pPr>
-              <w:spacing w:before="0" w:after="0" w:line="276" w:lineRule="auto"/>
+              <w:spacing w:before="0" w:after="0" w:line="280" w:lineRule="exact"/>
               <w:jc w:val="left"/>
             </w:pPr>
             <w:r>
               <w:rPr>
-                <w:rFonts w:ascii="맑은 고딕" w:hAnsi="맑은 고딕" w:eastAsia="맑은 고딕"/>
+                <w:rFonts w:ascii="Malgun Gothic" w:hAnsi="Malgun Gothic" w:eastAsia="Malgun Gothic"/>
                 <w:b w:val="0"/>
                 <w:color w:val="000000"/>
                 <w:sz w:val="20"/>
@@ -1471,12 +1471,12 @@
           </w:tcPr>
           <w:p>
             <w:pPr>
-              <w:spacing w:before="0" w:after="0" w:line="276" w:lineRule="auto"/>
+              <w:spacing w:before="0" w:after="0" w:line="280" w:lineRule="exact"/>
               <w:jc w:val="left"/>
             </w:pPr>
             <w:r>
               <w:rPr>
-                <w:rFonts w:ascii="맑은 고딕" w:hAnsi="맑은 고딕" w:eastAsia="맑은 고딕"/>
+                <w:rFonts w:ascii="Malgun Gothic" w:hAnsi="Malgun Gothic" w:eastAsia="Malgun Gothic"/>
                 <w:b w:val="0"/>
                 <w:color w:val="000000"/>
                 <w:sz w:val="20"/>
@@ -1498,12 +1498,12 @@
           </w:tcPr>
           <w:p>
             <w:pPr>
-              <w:spacing w:before="0" w:after="0" w:line="276" w:lineRule="auto"/>
+              <w:spacing w:before="0" w:after="0" w:line="280" w:lineRule="exact"/>
               <w:jc w:val="center"/>
             </w:pPr>
             <w:r>
               <w:rPr>
-                <w:rFonts w:ascii="맑은 고딕" w:hAnsi="맑은 고딕" w:eastAsia="맑은 고딕"/>
+                <w:rFonts w:ascii="Malgun Gothic" w:hAnsi="Malgun Gothic" w:eastAsia="Malgun Gothic"/>
                 <w:b w:val="0"/>
                 <w:color w:val="000000"/>
                 <w:sz w:val="20"/>
@@ -1520,12 +1520,12 @@
           </w:tcPr>
           <w:p>
             <w:pPr>
-              <w:spacing w:before="0" w:after="0" w:line="276" w:lineRule="auto"/>
+              <w:spacing w:before="0" w:after="0" w:line="280" w:lineRule="exact"/>
               <w:jc w:val="left"/>
             </w:pPr>
             <w:r>
               <w:rPr>
-                <w:rFonts w:ascii="맑은 고딕" w:hAnsi="맑은 고딕" w:eastAsia="맑은 고딕"/>
+                <w:rFonts w:ascii="Malgun Gothic" w:hAnsi="Malgun Gothic" w:eastAsia="Malgun Gothic"/>
                 <w:b w:val="0"/>
                 <w:color w:val="000000"/>
                 <w:sz w:val="20"/>
@@ -1542,12 +1542,12 @@
           </w:tcPr>
           <w:p>
             <w:pPr>
-              <w:spacing w:before="0" w:after="0" w:line="276" w:lineRule="auto"/>
+              <w:spacing w:before="0" w:after="0" w:line="280" w:lineRule="exact"/>
               <w:jc w:val="left"/>
             </w:pPr>
             <w:r>
               <w:rPr>
-                <w:rFonts w:ascii="맑은 고딕" w:hAnsi="맑은 고딕" w:eastAsia="맑은 고딕"/>
+                <w:rFonts w:ascii="Malgun Gothic" w:hAnsi="Malgun Gothic" w:eastAsia="Malgun Gothic"/>
                 <w:b w:val="0"/>
                 <w:color w:val="000000"/>
                 <w:sz w:val="20"/>
@@ -1564,12 +1564,12 @@
           </w:tcPr>
           <w:p>
             <w:pPr>
-              <w:spacing w:before="0" w:after="0" w:line="276" w:lineRule="auto"/>
+              <w:spacing w:before="0" w:after="0" w:line="280" w:lineRule="exact"/>
               <w:jc w:val="left"/>
             </w:pPr>
             <w:r>
               <w:rPr>
-                <w:rFonts w:ascii="맑은 고딕" w:hAnsi="맑은 고딕" w:eastAsia="맑은 고딕"/>
+                <w:rFonts w:ascii="Malgun Gothic" w:hAnsi="Malgun Gothic" w:eastAsia="Malgun Gothic"/>
                 <w:b w:val="0"/>
                 <w:color w:val="000000"/>
                 <w:sz w:val="20"/>
@@ -1591,12 +1591,12 @@
           </w:tcPr>
           <w:p>
             <w:pPr>
-              <w:spacing w:before="0" w:after="0" w:line="276" w:lineRule="auto"/>
+              <w:spacing w:before="0" w:after="0" w:line="280" w:lineRule="exact"/>
               <w:jc w:val="center"/>
             </w:pPr>
             <w:r>
               <w:rPr>
-                <w:rFonts w:ascii="맑은 고딕" w:hAnsi="맑은 고딕" w:eastAsia="맑은 고딕"/>
+                <w:rFonts w:ascii="Malgun Gothic" w:hAnsi="Malgun Gothic" w:eastAsia="Malgun Gothic"/>
                 <w:b w:val="0"/>
                 <w:color w:val="000000"/>
                 <w:sz w:val="20"/>
@@ -1613,12 +1613,12 @@
           </w:tcPr>
           <w:p>
             <w:pPr>
-              <w:spacing w:before="0" w:after="0" w:line="276" w:lineRule="auto"/>
+              <w:spacing w:before="0" w:after="0" w:line="280" w:lineRule="exact"/>
               <w:jc w:val="left"/>
             </w:pPr>
             <w:r>
               <w:rPr>
-                <w:rFonts w:ascii="맑은 고딕" w:hAnsi="맑은 고딕" w:eastAsia="맑은 고딕"/>
+                <w:rFonts w:ascii="Malgun Gothic" w:hAnsi="Malgun Gothic" w:eastAsia="Malgun Gothic"/>
                 <w:b w:val="0"/>
                 <w:color w:val="000000"/>
                 <w:sz w:val="20"/>
@@ -1635,12 +1635,12 @@
           </w:tcPr>
           <w:p>
             <w:pPr>
-              <w:spacing w:before="0" w:after="0" w:line="276" w:lineRule="auto"/>
+              <w:spacing w:before="0" w:after="0" w:line="280" w:lineRule="exact"/>
               <w:jc w:val="left"/>
             </w:pPr>
             <w:r>
               <w:rPr>
-                <w:rFonts w:ascii="맑은 고딕" w:hAnsi="맑은 고딕" w:eastAsia="맑은 고딕"/>
+                <w:rFonts w:ascii="Malgun Gothic" w:hAnsi="Malgun Gothic" w:eastAsia="Malgun Gothic"/>
                 <w:b w:val="0"/>
                 <w:color w:val="000000"/>
                 <w:sz w:val="20"/>
@@ -1657,12 +1657,12 @@
           </w:tcPr>
           <w:p>
             <w:pPr>
-              <w:spacing w:before="0" w:after="0" w:line="276" w:lineRule="auto"/>
+              <w:spacing w:before="0" w:after="0" w:line="280" w:lineRule="exact"/>
               <w:jc w:val="left"/>
             </w:pPr>
             <w:r>
               <w:rPr>
-                <w:rFonts w:ascii="맑은 고딕" w:hAnsi="맑은 고딕" w:eastAsia="맑은 고딕"/>
+                <w:rFonts w:ascii="Malgun Gothic" w:hAnsi="Malgun Gothic" w:eastAsia="Malgun Gothic"/>
                 <w:b w:val="0"/>
                 <w:color w:val="000000"/>
                 <w:sz w:val="20"/>
@@ -1687,7 +1687,7 @@
       </w:pPr>
       <w:r>
         <w:rPr>
-          <w:rFonts w:ascii="맑은 고딕" w:hAnsi="맑은 고딕" w:eastAsia="맑은 고딕"/>
+          <w:rFonts w:ascii="Malgun Gothic" w:hAnsi="Malgun Gothic" w:eastAsia="Malgun Gothic"/>
           <w:b w:val="0"/>
           <w:color w:val="000000"/>
           <w:sz w:val="20"/>
@@ -1748,12 +1748,12 @@
           </w:tcPr>
           <w:p>
             <w:pPr>
-              <w:spacing w:before="0" w:after="0" w:line="276" w:lineRule="auto"/>
+              <w:spacing w:before="0" w:after="0" w:line="280" w:lineRule="exact"/>
               <w:jc w:val="center"/>
             </w:pPr>
             <w:r>
               <w:rPr>
-                <w:rFonts w:ascii="맑은 고딕" w:hAnsi="맑은 고딕" w:eastAsia="맑은 고딕"/>
+                <w:rFonts w:ascii="Malgun Gothic" w:hAnsi="Malgun Gothic" w:eastAsia="Malgun Gothic"/>
                 <w:b/>
                 <w:color w:val="FFFFFF"/>
                 <w:sz w:val="20"/>
@@ -1770,12 +1770,12 @@
           </w:tcPr>
           <w:p>
             <w:pPr>
-              <w:spacing w:before="0" w:after="0" w:line="276" w:lineRule="auto"/>
+              <w:spacing w:before="0" w:after="0" w:line="280" w:lineRule="exact"/>
               <w:jc w:val="center"/>
             </w:pPr>
             <w:r>
               <w:rPr>
-                <w:rFonts w:ascii="맑은 고딕" w:hAnsi="맑은 고딕" w:eastAsia="맑은 고딕"/>
+                <w:rFonts w:ascii="Malgun Gothic" w:hAnsi="Malgun Gothic" w:eastAsia="Malgun Gothic"/>
                 <w:b/>
                 <w:color w:val="FFFFFF"/>
                 <w:sz w:val="20"/>
@@ -1792,17 +1792,19 @@
           </w:tcPr>
           <w:p>
             <w:pPr>
-              <w:spacing w:before="0" w:after="0" w:line="276" w:lineRule="auto"/>
+              <w:spacing w:before="0" w:after="0" w:line="280" w:lineRule="exact"/>
               <w:jc w:val="center"/>
             </w:pPr>
             <w:r>
               <w:rPr>
-                <w:rFonts w:ascii="맑은 고딕" w:hAnsi="맑은 고딕" w:eastAsia="맑은 고딕"/>
+                <w:rFonts w:ascii="Malgun Gothic" w:hAnsi="Malgun Gothic" w:eastAsia="Malgun Gothic"/>
                 <w:b/>
                 <w:color w:val="FFFFFF"/>
                 <w:sz w:val="20"/>
               </w:rPr>
-              <w:t>실행 주체 또는 연결</w:t>
+              <w:t>실행 주체</w:t>
+              <w:br/>
+              <w:t>또는 연결</w:t>
             </w:r>
           </w:p>
         </w:tc>
@@ -1814,12 +1816,12 @@
           </w:tcPr>
           <w:p>
             <w:pPr>
-              <w:spacing w:before="0" w:after="0" w:line="276" w:lineRule="auto"/>
+              <w:spacing w:before="0" w:after="0" w:line="280" w:lineRule="exact"/>
               <w:jc w:val="center"/>
             </w:pPr>
             <w:r>
               <w:rPr>
-                <w:rFonts w:ascii="맑은 고딕" w:hAnsi="맑은 고딕" w:eastAsia="맑은 고딕"/>
+                <w:rFonts w:ascii="Malgun Gothic" w:hAnsi="Malgun Gothic" w:eastAsia="Malgun Gothic"/>
                 <w:b/>
                 <w:color w:val="FFFFFF"/>
                 <w:sz w:val="20"/>
@@ -1841,12 +1843,12 @@
           </w:tcPr>
           <w:p>
             <w:pPr>
-              <w:spacing w:before="0" w:after="0" w:line="276" w:lineRule="auto"/>
+              <w:spacing w:before="0" w:after="0" w:line="280" w:lineRule="exact"/>
               <w:jc w:val="center"/>
             </w:pPr>
             <w:r>
               <w:rPr>
-                <w:rFonts w:ascii="맑은 고딕" w:hAnsi="맑은 고딕" w:eastAsia="맑은 고딕"/>
+                <w:rFonts w:ascii="Malgun Gothic" w:hAnsi="Malgun Gothic" w:eastAsia="Malgun Gothic"/>
                 <w:b w:val="0"/>
                 <w:color w:val="000000"/>
                 <w:sz w:val="20"/>
@@ -1863,12 +1865,12 @@
           </w:tcPr>
           <w:p>
             <w:pPr>
-              <w:spacing w:before="0" w:after="0" w:line="276" w:lineRule="auto"/>
+              <w:spacing w:before="0" w:after="0" w:line="280" w:lineRule="exact"/>
               <w:jc w:val="left"/>
             </w:pPr>
             <w:r>
               <w:rPr>
-                <w:rFonts w:ascii="맑은 고딕" w:hAnsi="맑은 고딕" w:eastAsia="맑은 고딕"/>
+                <w:rFonts w:ascii="Malgun Gothic" w:hAnsi="Malgun Gothic" w:eastAsia="Malgun Gothic"/>
                 <w:b w:val="0"/>
                 <w:color w:val="000000"/>
                 <w:sz w:val="20"/>
@@ -1885,12 +1887,12 @@
           </w:tcPr>
           <w:p>
             <w:pPr>
-              <w:spacing w:before="0" w:after="0" w:line="276" w:lineRule="auto"/>
+              <w:spacing w:before="0" w:after="0" w:line="280" w:lineRule="exact"/>
               <w:jc w:val="left"/>
             </w:pPr>
             <w:r>
               <w:rPr>
-                <w:rFonts w:ascii="맑은 고딕" w:hAnsi="맑은 고딕" w:eastAsia="맑은 고딕"/>
+                <w:rFonts w:ascii="Malgun Gothic" w:hAnsi="Malgun Gothic" w:eastAsia="Malgun Gothic"/>
                 <w:b w:val="0"/>
                 <w:color w:val="000000"/>
                 <w:sz w:val="20"/>
@@ -1907,12 +1909,12 @@
           </w:tcPr>
           <w:p>
             <w:pPr>
-              <w:spacing w:before="0" w:after="0" w:line="276" w:lineRule="auto"/>
+              <w:spacing w:before="0" w:after="0" w:line="280" w:lineRule="exact"/>
               <w:jc w:val="left"/>
             </w:pPr>
             <w:r>
               <w:rPr>
-                <w:rFonts w:ascii="맑은 고딕" w:hAnsi="맑은 고딕" w:eastAsia="맑은 고딕"/>
+                <w:rFonts w:ascii="Malgun Gothic" w:hAnsi="Malgun Gothic" w:eastAsia="Malgun Gothic"/>
                 <w:b w:val="0"/>
                 <w:color w:val="000000"/>
                 <w:sz w:val="20"/>
@@ -1934,12 +1936,12 @@
           </w:tcPr>
           <w:p>
             <w:pPr>
-              <w:spacing w:before="0" w:after="0" w:line="276" w:lineRule="auto"/>
+              <w:spacing w:before="0" w:after="0" w:line="280" w:lineRule="exact"/>
               <w:jc w:val="center"/>
             </w:pPr>
             <w:r>
               <w:rPr>
-                <w:rFonts w:ascii="맑은 고딕" w:hAnsi="맑은 고딕" w:eastAsia="맑은 고딕"/>
+                <w:rFonts w:ascii="Malgun Gothic" w:hAnsi="Malgun Gothic" w:eastAsia="Malgun Gothic"/>
                 <w:b w:val="0"/>
                 <w:color w:val="000000"/>
                 <w:sz w:val="20"/>
@@ -1956,12 +1958,12 @@
           </w:tcPr>
           <w:p>
             <w:pPr>
-              <w:spacing w:before="0" w:after="0" w:line="276" w:lineRule="auto"/>
+              <w:spacing w:before="0" w:after="0" w:line="280" w:lineRule="exact"/>
               <w:jc w:val="left"/>
             </w:pPr>
             <w:r>
               <w:rPr>
-                <w:rFonts w:ascii="맑은 고딕" w:hAnsi="맑은 고딕" w:eastAsia="맑은 고딕"/>
+                <w:rFonts w:ascii="Malgun Gothic" w:hAnsi="Malgun Gothic" w:eastAsia="Malgun Gothic"/>
                 <w:b w:val="0"/>
                 <w:color w:val="000000"/>
                 <w:sz w:val="20"/>
@@ -1978,12 +1980,12 @@
           </w:tcPr>
           <w:p>
             <w:pPr>
-              <w:spacing w:before="0" w:after="0" w:line="276" w:lineRule="auto"/>
+              <w:spacing w:before="0" w:after="0" w:line="280" w:lineRule="exact"/>
               <w:jc w:val="left"/>
             </w:pPr>
             <w:r>
               <w:rPr>
-                <w:rFonts w:ascii="맑은 고딕" w:hAnsi="맑은 고딕" w:eastAsia="맑은 고딕"/>
+                <w:rFonts w:ascii="Malgun Gothic" w:hAnsi="Malgun Gothic" w:eastAsia="Malgun Gothic"/>
                 <w:b w:val="0"/>
                 <w:color w:val="000000"/>
                 <w:sz w:val="20"/>
@@ -2000,12 +2002,12 @@
           </w:tcPr>
           <w:p>
             <w:pPr>
-              <w:spacing w:before="0" w:after="0" w:line="276" w:lineRule="auto"/>
+              <w:spacing w:before="0" w:after="0" w:line="280" w:lineRule="exact"/>
               <w:jc w:val="left"/>
             </w:pPr>
             <w:r>
               <w:rPr>
-                <w:rFonts w:ascii="맑은 고딕" w:hAnsi="맑은 고딕" w:eastAsia="맑은 고딕"/>
+                <w:rFonts w:ascii="Malgun Gothic" w:hAnsi="Malgun Gothic" w:eastAsia="Malgun Gothic"/>
                 <w:b w:val="0"/>
                 <w:color w:val="000000"/>
                 <w:sz w:val="20"/>
@@ -2027,12 +2029,12 @@
           </w:tcPr>
           <w:p>
             <w:pPr>
-              <w:spacing w:before="0" w:after="0" w:line="276" w:lineRule="auto"/>
+              <w:spacing w:before="0" w:after="0" w:line="280" w:lineRule="exact"/>
               <w:jc w:val="center"/>
             </w:pPr>
             <w:r>
               <w:rPr>
-                <w:rFonts w:ascii="맑은 고딕" w:hAnsi="맑은 고딕" w:eastAsia="맑은 고딕"/>
+                <w:rFonts w:ascii="Malgun Gothic" w:hAnsi="Malgun Gothic" w:eastAsia="Malgun Gothic"/>
                 <w:b w:val="0"/>
                 <w:color w:val="000000"/>
                 <w:sz w:val="20"/>
@@ -2049,12 +2051,12 @@
           </w:tcPr>
           <w:p>
             <w:pPr>
-              <w:spacing w:before="0" w:after="0" w:line="276" w:lineRule="auto"/>
+              <w:spacing w:before="0" w:after="0" w:line="280" w:lineRule="exact"/>
               <w:jc w:val="left"/>
             </w:pPr>
             <w:r>
               <w:rPr>
-                <w:rFonts w:ascii="맑은 고딕" w:hAnsi="맑은 고딕" w:eastAsia="맑은 고딕"/>
+                <w:rFonts w:ascii="Malgun Gothic" w:hAnsi="Malgun Gothic" w:eastAsia="Malgun Gothic"/>
                 <w:b w:val="0"/>
                 <w:color w:val="000000"/>
                 <w:sz w:val="20"/>
@@ -2071,12 +2073,12 @@
           </w:tcPr>
           <w:p>
             <w:pPr>
-              <w:spacing w:before="0" w:after="0" w:line="276" w:lineRule="auto"/>
+              <w:spacing w:before="0" w:after="0" w:line="280" w:lineRule="exact"/>
               <w:jc w:val="left"/>
             </w:pPr>
             <w:r>
               <w:rPr>
-                <w:rFonts w:ascii="맑은 고딕" w:hAnsi="맑은 고딕" w:eastAsia="맑은 고딕"/>
+                <w:rFonts w:ascii="Malgun Gothic" w:hAnsi="Malgun Gothic" w:eastAsia="Malgun Gothic"/>
                 <w:b w:val="0"/>
                 <w:color w:val="000000"/>
                 <w:sz w:val="20"/>
@@ -2093,12 +2095,12 @@
           </w:tcPr>
           <w:p>
             <w:pPr>
-              <w:spacing w:before="0" w:after="0" w:line="276" w:lineRule="auto"/>
+              <w:spacing w:before="0" w:after="0" w:line="280" w:lineRule="exact"/>
               <w:jc w:val="left"/>
             </w:pPr>
             <w:r>
               <w:rPr>
-                <w:rFonts w:ascii="맑은 고딕" w:hAnsi="맑은 고딕" w:eastAsia="맑은 고딕"/>
+                <w:rFonts w:ascii="Malgun Gothic" w:hAnsi="Malgun Gothic" w:eastAsia="Malgun Gothic"/>
                 <w:b w:val="0"/>
                 <w:color w:val="000000"/>
                 <w:sz w:val="20"/>
@@ -2120,12 +2122,12 @@
           </w:tcPr>
           <w:p>
             <w:pPr>
-              <w:spacing w:before="0" w:after="0" w:line="276" w:lineRule="auto"/>
+              <w:spacing w:before="0" w:after="0" w:line="280" w:lineRule="exact"/>
               <w:jc w:val="center"/>
             </w:pPr>
             <w:r>
               <w:rPr>
-                <w:rFonts w:ascii="맑은 고딕" w:hAnsi="맑은 고딕" w:eastAsia="맑은 고딕"/>
+                <w:rFonts w:ascii="Malgun Gothic" w:hAnsi="Malgun Gothic" w:eastAsia="Malgun Gothic"/>
                 <w:b w:val="0"/>
                 <w:color w:val="000000"/>
                 <w:sz w:val="20"/>
@@ -2142,12 +2144,12 @@
           </w:tcPr>
           <w:p>
             <w:pPr>
-              <w:spacing w:before="0" w:after="0" w:line="276" w:lineRule="auto"/>
+              <w:spacing w:before="0" w:after="0" w:line="280" w:lineRule="exact"/>
               <w:jc w:val="left"/>
             </w:pPr>
             <w:r>
               <w:rPr>
-                <w:rFonts w:ascii="맑은 고딕" w:hAnsi="맑은 고딕" w:eastAsia="맑은 고딕"/>
+                <w:rFonts w:ascii="Malgun Gothic" w:hAnsi="Malgun Gothic" w:eastAsia="Malgun Gothic"/>
                 <w:b w:val="0"/>
                 <w:color w:val="000000"/>
                 <w:sz w:val="20"/>
@@ -2164,12 +2166,12 @@
           </w:tcPr>
           <w:p>
             <w:pPr>
-              <w:spacing w:before="0" w:after="0" w:line="276" w:lineRule="auto"/>
+              <w:spacing w:before="0" w:after="0" w:line="280" w:lineRule="exact"/>
               <w:jc w:val="left"/>
             </w:pPr>
             <w:r>
               <w:rPr>
-                <w:rFonts w:ascii="맑은 고딕" w:hAnsi="맑은 고딕" w:eastAsia="맑은 고딕"/>
+                <w:rFonts w:ascii="Malgun Gothic" w:hAnsi="Malgun Gothic" w:eastAsia="Malgun Gothic"/>
                 <w:b w:val="0"/>
                 <w:color w:val="000000"/>
                 <w:sz w:val="20"/>
@@ -2186,12 +2188,12 @@
           </w:tcPr>
           <w:p>
             <w:pPr>
-              <w:spacing w:before="0" w:after="0" w:line="276" w:lineRule="auto"/>
+              <w:spacing w:before="0" w:after="0" w:line="280" w:lineRule="exact"/>
               <w:jc w:val="left"/>
             </w:pPr>
             <w:r>
               <w:rPr>
-                <w:rFonts w:ascii="맑은 고딕" w:hAnsi="맑은 고딕" w:eastAsia="맑은 고딕"/>
+                <w:rFonts w:ascii="Malgun Gothic" w:hAnsi="Malgun Gothic" w:eastAsia="Malgun Gothic"/>
                 <w:b w:val="0"/>
                 <w:color w:val="000000"/>
                 <w:sz w:val="20"/>
@@ -2213,12 +2215,12 @@
           </w:tcPr>
           <w:p>
             <w:pPr>
-              <w:spacing w:before="0" w:after="0" w:line="276" w:lineRule="auto"/>
+              <w:spacing w:before="0" w:after="0" w:line="280" w:lineRule="exact"/>
               <w:jc w:val="center"/>
             </w:pPr>
             <w:r>
               <w:rPr>
-                <w:rFonts w:ascii="맑은 고딕" w:hAnsi="맑은 고딕" w:eastAsia="맑은 고딕"/>
+                <w:rFonts w:ascii="Malgun Gothic" w:hAnsi="Malgun Gothic" w:eastAsia="Malgun Gothic"/>
                 <w:b w:val="0"/>
                 <w:color w:val="000000"/>
                 <w:sz w:val="20"/>
@@ -2235,12 +2237,12 @@
           </w:tcPr>
           <w:p>
             <w:pPr>
-              <w:spacing w:before="0" w:after="0" w:line="276" w:lineRule="auto"/>
+              <w:spacing w:before="0" w:after="0" w:line="280" w:lineRule="exact"/>
               <w:jc w:val="left"/>
             </w:pPr>
             <w:r>
               <w:rPr>
-                <w:rFonts w:ascii="맑은 고딕" w:hAnsi="맑은 고딕" w:eastAsia="맑은 고딕"/>
+                <w:rFonts w:ascii="Malgun Gothic" w:hAnsi="Malgun Gothic" w:eastAsia="Malgun Gothic"/>
                 <w:b w:val="0"/>
                 <w:color w:val="000000"/>
                 <w:sz w:val="20"/>
@@ -2257,12 +2259,12 @@
           </w:tcPr>
           <w:p>
             <w:pPr>
-              <w:spacing w:before="0" w:after="0" w:line="276" w:lineRule="auto"/>
+              <w:spacing w:before="0" w:after="0" w:line="280" w:lineRule="exact"/>
               <w:jc w:val="left"/>
             </w:pPr>
             <w:r>
               <w:rPr>
-                <w:rFonts w:ascii="맑은 고딕" w:hAnsi="맑은 고딕" w:eastAsia="맑은 고딕"/>
+                <w:rFonts w:ascii="Malgun Gothic" w:hAnsi="Malgun Gothic" w:eastAsia="Malgun Gothic"/>
                 <w:b w:val="0"/>
                 <w:color w:val="000000"/>
                 <w:sz w:val="20"/>
@@ -2279,12 +2281,12 @@
           </w:tcPr>
           <w:p>
             <w:pPr>
-              <w:spacing w:before="0" w:after="0" w:line="276" w:lineRule="auto"/>
+              <w:spacing w:before="0" w:after="0" w:line="280" w:lineRule="exact"/>
               <w:jc w:val="left"/>
             </w:pPr>
             <w:r>
               <w:rPr>
-                <w:rFonts w:ascii="맑은 고딕" w:hAnsi="맑은 고딕" w:eastAsia="맑은 고딕"/>
+                <w:rFonts w:ascii="Malgun Gothic" w:hAnsi="Malgun Gothic" w:eastAsia="Malgun Gothic"/>
                 <w:b w:val="0"/>
                 <w:color w:val="000000"/>
                 <w:sz w:val="20"/>
@@ -2298,6 +2300,7 @@
     <w:p>
       <w:pPr>
         <w:pStyle w:val="Heading1"/>
+        <w:spacing w:before="240"/>
       </w:pPr>
       <w:r>
         <w:t>4 포함 관계 설명</w:t>
@@ -2310,7 +2313,7 @@
       </w:pPr>
       <w:r>
         <w:rPr>
-          <w:rFonts w:ascii="맑은 고딕" w:hAnsi="맑은 고딕" w:eastAsia="맑은 고딕"/>
+          <w:rFonts w:ascii="Malgun Gothic" w:hAnsi="Malgun Gothic" w:eastAsia="Malgun Gothic"/>
           <w:b w:val="0"/>
           <w:color w:val="000000"/>
           <w:sz w:val="20"/>
@@ -2357,12 +2360,12 @@
           </w:tcPr>
           <w:p>
             <w:pPr>
-              <w:spacing w:before="0" w:after="0" w:line="276" w:lineRule="auto"/>
+              <w:spacing w:before="0" w:after="0" w:line="280" w:lineRule="exact"/>
               <w:jc w:val="center"/>
             </w:pPr>
             <w:r>
               <w:rPr>
-                <w:rFonts w:ascii="맑은 고딕" w:hAnsi="맑은 고딕" w:eastAsia="맑은 고딕"/>
+                <w:rFonts w:ascii="Malgun Gothic" w:hAnsi="Malgun Gothic" w:eastAsia="Malgun Gothic"/>
                 <w:b/>
                 <w:color w:val="FFFFFF"/>
                 <w:sz w:val="20"/>
@@ -2379,12 +2382,12 @@
           </w:tcPr>
           <w:p>
             <w:pPr>
-              <w:spacing w:before="0" w:after="0" w:line="276" w:lineRule="auto"/>
+              <w:spacing w:before="0" w:after="0" w:line="280" w:lineRule="exact"/>
               <w:jc w:val="center"/>
             </w:pPr>
             <w:r>
               <w:rPr>
-                <w:rFonts w:ascii="맑은 고딕" w:hAnsi="맑은 고딕" w:eastAsia="맑은 고딕"/>
+                <w:rFonts w:ascii="Malgun Gothic" w:hAnsi="Malgun Gothic" w:eastAsia="Malgun Gothic"/>
                 <w:b/>
                 <w:color w:val="FFFFFF"/>
                 <w:sz w:val="20"/>
@@ -2401,12 +2404,12 @@
           </w:tcPr>
           <w:p>
             <w:pPr>
-              <w:spacing w:before="0" w:after="0" w:line="276" w:lineRule="auto"/>
+              <w:spacing w:before="0" w:after="0" w:line="280" w:lineRule="exact"/>
               <w:jc w:val="center"/>
             </w:pPr>
             <w:r>
               <w:rPr>
-                <w:rFonts w:ascii="맑은 고딕" w:hAnsi="맑은 고딕" w:eastAsia="맑은 고딕"/>
+                <w:rFonts w:ascii="Malgun Gothic" w:hAnsi="Malgun Gothic" w:eastAsia="Malgun Gothic"/>
                 <w:b/>
                 <w:color w:val="FFFFFF"/>
                 <w:sz w:val="20"/>
@@ -2428,12 +2431,12 @@
           </w:tcPr>
           <w:p>
             <w:pPr>
-              <w:spacing w:before="0" w:after="0" w:line="276" w:lineRule="auto"/>
+              <w:spacing w:before="0" w:after="0" w:line="280" w:lineRule="exact"/>
               <w:jc w:val="left"/>
             </w:pPr>
             <w:r>
               <w:rPr>
-                <w:rFonts w:ascii="맑은 고딕" w:hAnsi="맑은 고딕" w:eastAsia="맑은 고딕"/>
+                <w:rFonts w:ascii="Malgun Gothic" w:hAnsi="Malgun Gothic" w:eastAsia="Malgun Gothic"/>
                 <w:b w:val="0"/>
                 <w:color w:val="000000"/>
                 <w:sz w:val="20"/>
@@ -2450,12 +2453,12 @@
           </w:tcPr>
           <w:p>
             <w:pPr>
-              <w:spacing w:before="0" w:after="0" w:line="276" w:lineRule="auto"/>
+              <w:spacing w:before="0" w:after="0" w:line="280" w:lineRule="exact"/>
               <w:jc w:val="left"/>
             </w:pPr>
             <w:r>
               <w:rPr>
-                <w:rFonts w:ascii="맑은 고딕" w:hAnsi="맑은 고딕" w:eastAsia="맑은 고딕"/>
+                <w:rFonts w:ascii="Malgun Gothic" w:hAnsi="Malgun Gothic" w:eastAsia="Malgun Gothic"/>
                 <w:b w:val="0"/>
                 <w:color w:val="000000"/>
                 <w:sz w:val="20"/>
@@ -2472,12 +2475,12 @@
           </w:tcPr>
           <w:p>
             <w:pPr>
-              <w:spacing w:before="0" w:after="0" w:line="276" w:lineRule="auto"/>
+              <w:spacing w:before="0" w:after="0" w:line="280" w:lineRule="exact"/>
               <w:jc w:val="left"/>
             </w:pPr>
             <w:r>
               <w:rPr>
-                <w:rFonts w:ascii="맑은 고딕" w:hAnsi="맑은 고딕" w:eastAsia="맑은 고딕"/>
+                <w:rFonts w:ascii="Malgun Gothic" w:hAnsi="Malgun Gothic" w:eastAsia="Malgun Gothic"/>
                 <w:b w:val="0"/>
                 <w:color w:val="000000"/>
                 <w:sz w:val="20"/>
@@ -2499,12 +2502,12 @@
           </w:tcPr>
           <w:p>
             <w:pPr>
-              <w:spacing w:before="0" w:after="0" w:line="276" w:lineRule="auto"/>
+              <w:spacing w:before="0" w:after="0" w:line="280" w:lineRule="exact"/>
               <w:jc w:val="left"/>
             </w:pPr>
             <w:r>
               <w:rPr>
-                <w:rFonts w:ascii="맑은 고딕" w:hAnsi="맑은 고딕" w:eastAsia="맑은 고딕"/>
+                <w:rFonts w:ascii="Malgun Gothic" w:hAnsi="Malgun Gothic" w:eastAsia="Malgun Gothic"/>
                 <w:b w:val="0"/>
                 <w:color w:val="000000"/>
                 <w:sz w:val="20"/>
@@ -2521,12 +2524,12 @@
           </w:tcPr>
           <w:p>
             <w:pPr>
-              <w:spacing w:before="0" w:after="0" w:line="276" w:lineRule="auto"/>
+              <w:spacing w:before="0" w:after="0" w:line="280" w:lineRule="exact"/>
               <w:jc w:val="left"/>
             </w:pPr>
             <w:r>
               <w:rPr>
-                <w:rFonts w:ascii="맑은 고딕" w:hAnsi="맑은 고딕" w:eastAsia="맑은 고딕"/>
+                <w:rFonts w:ascii="Malgun Gothic" w:hAnsi="Malgun Gothic" w:eastAsia="Malgun Gothic"/>
                 <w:b w:val="0"/>
                 <w:color w:val="000000"/>
                 <w:sz w:val="20"/>
@@ -2543,12 +2546,12 @@
           </w:tcPr>
           <w:p>
             <w:pPr>
-              <w:spacing w:before="0" w:after="0" w:line="276" w:lineRule="auto"/>
+              <w:spacing w:before="0" w:after="0" w:line="280" w:lineRule="exact"/>
               <w:jc w:val="left"/>
             </w:pPr>
             <w:r>
               <w:rPr>
-                <w:rFonts w:ascii="맑은 고딕" w:hAnsi="맑은 고딕" w:eastAsia="맑은 고딕"/>
+                <w:rFonts w:ascii="Malgun Gothic" w:hAnsi="Malgun Gothic" w:eastAsia="Malgun Gothic"/>
                 <w:b w:val="0"/>
                 <w:color w:val="000000"/>
                 <w:sz w:val="20"/>
@@ -2570,12 +2573,12 @@
           </w:tcPr>
           <w:p>
             <w:pPr>
-              <w:spacing w:before="0" w:after="0" w:line="276" w:lineRule="auto"/>
+              <w:spacing w:before="0" w:after="0" w:line="280" w:lineRule="exact"/>
               <w:jc w:val="left"/>
             </w:pPr>
             <w:r>
               <w:rPr>
-                <w:rFonts w:ascii="맑은 고딕" w:hAnsi="맑은 고딕" w:eastAsia="맑은 고딕"/>
+                <w:rFonts w:ascii="Malgun Gothic" w:hAnsi="Malgun Gothic" w:eastAsia="Malgun Gothic"/>
                 <w:b w:val="0"/>
                 <w:color w:val="000000"/>
                 <w:sz w:val="20"/>
@@ -2592,12 +2595,12 @@
           </w:tcPr>
           <w:p>
             <w:pPr>
-              <w:spacing w:before="0" w:after="0" w:line="276" w:lineRule="auto"/>
+              <w:spacing w:before="0" w:after="0" w:line="280" w:lineRule="exact"/>
               <w:jc w:val="left"/>
             </w:pPr>
             <w:r>
               <w:rPr>
-                <w:rFonts w:ascii="맑은 고딕" w:hAnsi="맑은 고딕" w:eastAsia="맑은 고딕"/>
+                <w:rFonts w:ascii="Malgun Gothic" w:hAnsi="Malgun Gothic" w:eastAsia="Malgun Gothic"/>
                 <w:b w:val="0"/>
                 <w:color w:val="000000"/>
                 <w:sz w:val="20"/>
@@ -2614,12 +2617,12 @@
           </w:tcPr>
           <w:p>
             <w:pPr>
-              <w:spacing w:before="0" w:after="0" w:line="276" w:lineRule="auto"/>
+              <w:spacing w:before="0" w:after="0" w:line="280" w:lineRule="exact"/>
               <w:jc w:val="left"/>
             </w:pPr>
             <w:r>
               <w:rPr>
-                <w:rFonts w:ascii="맑은 고딕" w:hAnsi="맑은 고딕" w:eastAsia="맑은 고딕"/>
+                <w:rFonts w:ascii="Malgun Gothic" w:hAnsi="Malgun Gothic" w:eastAsia="Malgun Gothic"/>
                 <w:b w:val="0"/>
                 <w:color w:val="000000"/>
                 <w:sz w:val="20"/>
@@ -2641,12 +2644,12 @@
           </w:tcPr>
           <w:p>
             <w:pPr>
-              <w:spacing w:before="0" w:after="0" w:line="276" w:lineRule="auto"/>
+              <w:spacing w:before="0" w:after="0" w:line="280" w:lineRule="exact"/>
               <w:jc w:val="left"/>
             </w:pPr>
             <w:r>
               <w:rPr>
-                <w:rFonts w:ascii="맑은 고딕" w:hAnsi="맑은 고딕" w:eastAsia="맑은 고딕"/>
+                <w:rFonts w:ascii="Malgun Gothic" w:hAnsi="Malgun Gothic" w:eastAsia="Malgun Gothic"/>
                 <w:b w:val="0"/>
                 <w:color w:val="000000"/>
                 <w:sz w:val="20"/>
@@ -2663,12 +2666,12 @@
           </w:tcPr>
           <w:p>
             <w:pPr>
-              <w:spacing w:before="0" w:after="0" w:line="276" w:lineRule="auto"/>
+              <w:spacing w:before="0" w:after="0" w:line="280" w:lineRule="exact"/>
               <w:jc w:val="left"/>
             </w:pPr>
             <w:r>
               <w:rPr>
-                <w:rFonts w:ascii="맑은 고딕" w:hAnsi="맑은 고딕" w:eastAsia="맑은 고딕"/>
+                <w:rFonts w:ascii="Malgun Gothic" w:hAnsi="Malgun Gothic" w:eastAsia="Malgun Gothic"/>
                 <w:b w:val="0"/>
                 <w:color w:val="000000"/>
                 <w:sz w:val="20"/>
@@ -2685,12 +2688,12 @@
           </w:tcPr>
           <w:p>
             <w:pPr>
-              <w:spacing w:before="0" w:after="0" w:line="276" w:lineRule="auto"/>
+              <w:spacing w:before="0" w:after="0" w:line="280" w:lineRule="exact"/>
               <w:jc w:val="left"/>
             </w:pPr>
             <w:r>
               <w:rPr>
-                <w:rFonts w:ascii="맑은 고딕" w:hAnsi="맑은 고딕" w:eastAsia="맑은 고딕"/>
+                <w:rFonts w:ascii="Malgun Gothic" w:hAnsi="Malgun Gothic" w:eastAsia="Malgun Gothic"/>
                 <w:b w:val="0"/>
                 <w:color w:val="000000"/>
                 <w:sz w:val="20"/>
@@ -2715,7 +2718,7 @@
       </w:pPr>
       <w:r>
         <w:rPr>
-          <w:rFonts w:ascii="맑은 고딕" w:hAnsi="맑은 고딕" w:eastAsia="맑은 고딕"/>
+          <w:rFonts w:ascii="Malgun Gothic" w:hAnsi="Malgun Gothic" w:eastAsia="Malgun Gothic"/>
           <w:b w:val="0"/>
           <w:color w:val="000000"/>
           <w:sz w:val="20"/>
@@ -2729,7 +2732,7 @@
       </w:pPr>
       <w:r>
         <w:rPr>
-          <w:rFonts w:ascii="맑은 고딕" w:hAnsi="맑은 고딕" w:eastAsia="맑은 고딕"/>
+          <w:rFonts w:ascii="Malgun Gothic" w:hAnsi="Malgun Gothic" w:eastAsia="Malgun Gothic"/>
           <w:b w:val="0"/>
           <w:color w:val="000000"/>
           <w:sz w:val="20"/>
@@ -2740,11 +2743,11 @@
     <w:p>
       <w:pPr>
         <w:widowControl/>
-        <w:spacing w:after="0"/>
+        <w:spacing w:after="0" w:before="80"/>
       </w:pPr>
       <w:r>
         <w:rPr>
-          <w:rFonts w:ascii="맑은 고딕" w:hAnsi="맑은 고딕" w:eastAsia="맑은 고딕"/>
+          <w:rFonts w:ascii="Malgun Gothic" w:hAnsi="Malgun Gothic" w:eastAsia="Malgun Gothic"/>
           <w:b w:val="0"/>
           <w:color w:val="000000"/>
           <w:sz w:val="17"/>
@@ -2772,7 +2775,7 @@
     </w:pPr>
     <w:r>
       <w:rPr>
-        <w:rFonts w:ascii="맑은 고딕" w:hAnsi="맑은 고딕" w:eastAsia="맑은 고딕"/>
+        <w:rFonts w:ascii="Malgun Gothic" w:hAnsi="Malgun Gothic" w:eastAsia="Malgun Gothic"/>
         <w:color w:val="555555"/>
         <w:sz w:val="17"/>
       </w:rPr>
@@ -3147,10 +3150,10 @@
     <w:qFormat/>
     <w:rsid w:val="00FC693F"/>
     <w:pPr>
-      <w:spacing w:line="288" w:lineRule="auto" w:after="120"/>
+      <w:spacing w:line="300" w:lineRule="exact" w:after="120"/>
     </w:pPr>
     <w:rPr>
-      <w:rFonts w:ascii="맑은 고딕" w:hAnsi="맑은 고딕" w:eastAsia="맑은 고딕"/>
+      <w:rFonts w:ascii="Malgun Gothic" w:hAnsi="Malgun Gothic" w:eastAsia="Malgun Gothic"/>
       <w:color w:val="000000"/>
       <w:sz w:val="21"/>
       <w:u w:val="none"/>
@@ -3171,7 +3174,7 @@
       <w:spacing w:after="0" w:line="240" w:lineRule="auto"/>
     </w:pPr>
     <w:rPr>
-      <w:rFonts w:ascii="맑은 고딕" w:hAnsi="맑은 고딕" w:eastAsia="맑은 고딕"/>
+      <w:rFonts w:ascii="Malgun Gothic" w:hAnsi="Malgun Gothic" w:eastAsia="Malgun Gothic"/>
       <w:color w:val="000000"/>
       <w:u w:val="none"/>
     </w:rPr>
@@ -3198,7 +3201,7 @@
       <w:spacing w:after="0" w:line="240" w:lineRule="auto"/>
     </w:pPr>
     <w:rPr>
-      <w:rFonts w:ascii="맑은 고딕" w:hAnsi="맑은 고딕" w:eastAsia="맑은 고딕"/>
+      <w:rFonts w:ascii="Malgun Gothic" w:hAnsi="Malgun Gothic" w:eastAsia="Malgun Gothic"/>
       <w:color w:val="000000"/>
       <w:u w:val="none"/>
     </w:rPr>
@@ -3221,11 +3224,11 @@
     <w:pPr>
       <w:keepNext/>
       <w:keepLines/>
-      <w:spacing w:before="0" w:after="140"/>
+      <w:spacing w:before="0" w:after="140" w:line="420" w:lineRule="exact"/>
       <w:outlineLvl w:val="0"/>
     </w:pPr>
     <w:rPr>
-      <w:rFonts w:asciiTheme="majorHAnsi" w:eastAsiaTheme="majorEastAsia" w:hAnsiTheme="majorHAnsi" w:cstheme="majorBidi" w:ascii="맑은 고딕" w:hAnsi="맑은 고딕" w:eastAsia="맑은 고딕"/>
+      <w:rFonts w:ascii="Malgun Gothic" w:hAnsi="Malgun Gothic" w:eastAsia="Malgun Gothic"/>
       <w:b/>
       <w:bCs/>
       <w:color w:val="000000"/>
@@ -3246,11 +3249,11 @@
     <w:pPr>
       <w:keepNext/>
       <w:keepLines/>
-      <w:spacing w:before="200" w:after="140"/>
+      <w:spacing w:before="200" w:after="140" w:line="340" w:lineRule="exact"/>
       <w:outlineLvl w:val="1"/>
     </w:pPr>
     <w:rPr>
-      <w:rFonts w:asciiTheme="majorHAnsi" w:eastAsiaTheme="majorEastAsia" w:hAnsiTheme="majorHAnsi" w:cstheme="majorBidi" w:ascii="맑은 고딕" w:hAnsi="맑은 고딕" w:eastAsia="맑은 고딕"/>
+      <w:rFonts w:ascii="Malgun Gothic" w:hAnsi="Malgun Gothic" w:eastAsia="Malgun Gothic"/>
       <w:b/>
       <w:bCs/>
       <w:color w:val="000000"/>
@@ -3509,14 +3512,11 @@
     <w:qFormat/>
     <w:rsid w:val="00FC693F"/>
     <w:pPr>
-      <w:pBdr>
-        <w:bottom w:val="single" w:sz="8" w:space="4" w:color="4F81BD" w:themeColor="accent1"/>
-      </w:pBdr>
       <w:spacing w:after="300" w:line="240" w:lineRule="auto"/>
       <w:contextualSpacing/>
     </w:pPr>
     <w:rPr>
-      <w:rFonts w:asciiTheme="majorHAnsi" w:eastAsiaTheme="majorEastAsia" w:hAnsiTheme="majorHAnsi" w:cstheme="majorBidi" w:ascii="맑은 고딕" w:hAnsi="맑은 고딕" w:eastAsia="맑은 고딕"/>
+      <w:rFonts w:ascii="Malgun Gothic" w:hAnsi="Malgun Gothic" w:eastAsia="Malgun Gothic"/>
       <w:color w:val="000000"/>
       <w:spacing w:val="5"/>
       <w:kern w:val="28"/>
@@ -3554,7 +3554,7 @@
       </w:numPr>
     </w:pPr>
     <w:rPr>
-      <w:rFonts w:asciiTheme="majorHAnsi" w:eastAsiaTheme="majorEastAsia" w:hAnsiTheme="majorHAnsi" w:cstheme="majorBidi" w:ascii="맑은 고딕" w:hAnsi="맑은 고딕" w:eastAsia="맑은 고딕"/>
+      <w:rFonts w:ascii="Malgun Gothic" w:hAnsi="Malgun Gothic" w:eastAsia="Malgun Gothic"/>
       <w:i/>
       <w:iCs/>
       <w:color w:val="000000"/>
@@ -3960,7 +3960,7 @@
       <w:spacing w:line="240" w:lineRule="auto"/>
     </w:pPr>
     <w:rPr>
-      <w:rFonts w:ascii="맑은 고딕" w:hAnsi="맑은 고딕" w:eastAsia="맑은 고딕"/>
+      <w:rFonts w:ascii="Malgun Gothic" w:hAnsi="Malgun Gothic" w:eastAsia="Malgun Gothic"/>
       <w:b/>
       <w:bCs/>
       <w:color w:val="000000"/>
